--- a/manuscript.docx
+++ b/manuscript.docx
@@ -126,17 +126,16 @@
         <w:tblStyle w:val="Table"/>
         <w:tblLook w:firstRow="0" w:lastRow="0" w:firstColumn="0" w:lastColumn="0" w:noHBand="0" w:noVBand="0" w:val="0000"/>
         <w:tblBorders>
+          <w:top w:val="single" w:sz="4" w:space="0" w:color="0758E5"/>
           <w:left w:val="single" w:sz="24" w:space="0" w:color="0758E5"/>
+          <w:bottom w:val="single" w:sz="4" w:space="0" w:color="0758E5"/>
           <w:right w:val="single" w:sz="4" w:space="0" w:color="0758E5"/>
-          <w:top w:val="single" w:sz="4" w:space="0" w:color="0758E5"/>
-          <w:bottom w:val="single" w:sz="4" w:space="0" w:color="0758E5"/>
         </w:tblBorders>
         <w:tblCellMar>
           <w:left w:w="144" w:type="dxa"/>
           <w:right w:w="144" w:type="dxa"/>
         </w:tblCellMar>
-        <w:tblInd w:w="164" w:type="dxa"/>
-        <w:tblW w:type="pct" w:w="100%"/>
+        <w:tblLook w:firstRow="0" w:lastRow="0" w:firstColumn="0" w:lastColumn="0" w:noHBand="0" w:noVBand="0" w:val="0000"/>
       </w:tblPr>
       <w:tr>
         <w:trPr>
@@ -168,7 +167,7 @@
                     <a:graphicData uri="http://schemas.openxmlformats.org/drawingml/2006/picture">
                       <pic:pic>
                         <pic:nvPicPr>
-                          <pic:cNvPr descr="/Applications/quarto/share/formats/docx/note.png" id="22" name="Picture"/>
+                          <pic:cNvPr descr="/opt/quarto/share/formats/docx/note.png" id="22" name="Picture"/>
                           <pic:cNvPicPr>
                             <a:picLocks noChangeArrowheads="1" noChangeAspect="1"/>
                           </pic:cNvPicPr>
@@ -240,6 +239,7 @@
               <w:t xml:space="preserve">and examples.</w:t>
             </w:r>
           </w:p>
+          <w:p/>
         </w:tc>
       </w:tr>
     </w:tbl>
@@ -468,7 +468,7 @@
                     <w:jc w:val="left"/>
                   </w:pPr>
                   <w:pPr>
-                    <w:jc w:val="start"/>
+                    <w:jc w:val="left"/>
                     <w:spacing w:before="200"/>
                     <w:pStyle w:val="ImageCaption"/>
                   </w:pPr>
@@ -582,7 +582,7 @@
                     <w:jc w:val="left"/>
                   </w:pPr>
                   <w:pPr>
-                    <w:jc w:val="start"/>
+                    <w:jc w:val="left"/>
                     <w:spacing w:before="200"/>
                     <w:pStyle w:val="ImageCaption"/>
                   </w:pPr>
@@ -636,17 +636,16 @@
         <w:tblStyle w:val="Table"/>
         <w:tblLook w:firstRow="0" w:lastRow="0" w:firstColumn="0" w:lastColumn="0" w:noHBand="0" w:noVBand="0" w:val="0000"/>
         <w:tblBorders>
+          <w:top w:val="single" w:sz="4" w:space="0" w:color="0758E5"/>
           <w:left w:val="single" w:sz="24" w:space="0" w:color="0758E5"/>
+          <w:bottom w:val="single" w:sz="4" w:space="0" w:color="0758E5"/>
           <w:right w:val="single" w:sz="4" w:space="0" w:color="0758E5"/>
-          <w:top w:val="single" w:sz="4" w:space="0" w:color="0758E5"/>
-          <w:bottom w:val="single" w:sz="4" w:space="0" w:color="0758E5"/>
         </w:tblBorders>
         <w:tblCellMar>
           <w:left w:w="144" w:type="dxa"/>
           <w:right w:w="144" w:type="dxa"/>
         </w:tblCellMar>
-        <w:tblInd w:w="164" w:type="dxa"/>
-        <w:tblW w:type="pct" w:w="100%"/>
+        <w:tblLook w:firstRow="0" w:lastRow="0" w:firstColumn="0" w:lastColumn="0" w:noHBand="0" w:noVBand="0" w:val="0000"/>
       </w:tblPr>
       <w:tr>
         <w:trPr>
@@ -678,7 +677,7 @@
                     <a:graphicData uri="http://schemas.openxmlformats.org/drawingml/2006/picture">
                       <pic:pic>
                         <pic:nvPicPr>
-                          <pic:cNvPr descr="/Applications/quarto/share/formats/docx/note.png" id="36" name="Picture"/>
+                          <pic:cNvPr descr="/opt/quarto/share/formats/docx/note.png" id="36" name="Picture"/>
                           <pic:cNvPicPr>
                             <a:picLocks noChangeArrowheads="1" noChangeAspect="1"/>
                           </pic:cNvPicPr>
@@ -750,6 +749,7 @@
               <w:t xml:space="preserve">https://github.com/quarto-dev/quarto-cli/issues/9623</w:t>
             </w:r>
           </w:p>
+          <w:p/>
         </w:tc>
       </w:tr>
     </w:tbl>

--- a/manuscript.docx
+++ b/manuscript.docx
@@ -112,7 +112,7 @@
         </w:p>
       </w:sdtContent>
     </w:sdt>
-    <w:bookmarkStart w:id="38" w:name="small-doc-section."/>
+    <w:bookmarkStart w:id="27" w:name="small-doc-section."/>
     <w:p>
       <w:pPr>
         <w:pStyle w:val="Heading1"/>
@@ -162,18 +162,18 @@
                 <wp:inline>
                   <wp:extent cx="152400" cy="152400"/>
                   <wp:effectExtent b="0" l="0" r="0" t="0"/>
-                  <wp:docPr descr="" title="" id="21" name="Picture"/>
+                  <wp:docPr descr="" title="" id="10" name="Picture"/>
                   <a:graphic>
                     <a:graphicData uri="http://schemas.openxmlformats.org/drawingml/2006/picture">
                       <pic:pic>
                         <pic:nvPicPr>
-                          <pic:cNvPr descr="/opt/quarto/share/formats/docx/note.png" id="22" name="Picture"/>
+                          <pic:cNvPr descr="/opt/quarto/share/formats/docx/note.png" id="11" name="Picture"/>
                           <pic:cNvPicPr>
                             <a:picLocks noChangeArrowheads="1" noChangeAspect="1"/>
                           </pic:cNvPicPr>
                         </pic:nvPicPr>
                         <pic:blipFill>
-                          <a:blip r:embed="rId20"/>
+                          <a:blip r:embed="rId9"/>
                           <a:stretch>
                             <a:fillRect/>
                           </a:stretch>
@@ -243,7 +243,7 @@
         </w:tc>
       </w:tr>
     </w:tbl>
-    <w:bookmarkStart w:id="23" w:name="sec-citations"/>
+    <w:bookmarkStart w:id="12" w:name="sec-citations"/>
     <w:p>
       <w:pPr>
         <w:pStyle w:val="Heading2"/>
@@ -309,8 +309,8 @@
         <w:t xml:space="preserve">(makes sense only with author name style)</w:t>
       </w:r>
     </w:p>
-    <w:bookmarkEnd w:id="23"/>
-    <w:bookmarkStart w:id="24" w:name="cross-references"/>
+    <w:bookmarkEnd w:id="12"/>
+    <w:bookmarkStart w:id="13" w:name="cross-references"/>
     <w:p>
       <w:pPr>
         <w:pStyle w:val="Heading2"/>
@@ -332,8 +332,8 @@
         </w:r>
       </w:hyperlink>
     </w:p>
-    <w:bookmarkEnd w:id="24"/>
-    <w:bookmarkStart w:id="37" w:name="figures"/>
+    <w:bookmarkEnd w:id="13"/>
+    <w:bookmarkStart w:id="26" w:name="figures"/>
     <w:p>
       <w:pPr>
         <w:pStyle w:val="Heading2"/>
@@ -352,7 +352,7 @@
       <w:r>
         <w:t xml:space="preserve"> </w:t>
       </w:r>
-      <w:hyperlink r:id="rId25">
+      <w:hyperlink r:id="rId14">
         <w:r>
           <w:rPr>
             <w:rStyle w:val="Hyperlink"/>
@@ -384,7 +384,7 @@
         <w:t xml:space="preserve">svg can directly be compiled to pdf https://quarto.org/docs/prerelease/1.3/pdf.html</w:t>
       </w:r>
     </w:p>
-    <w:bookmarkStart w:id="34" w:name="fig-example"/>
+    <w:bookmarkStart w:id="23" w:name="fig-example"/>
     <w:tbl>
       <w:tblPr>
         <w:tblStyle w:val="Table"/>
@@ -412,7 +412,7 @@
             <w:tr>
               <w:tc>
                 <w:tcPr/>
-                <w:bookmarkStart w:id="29" w:name="fig-logo"/>
+                <w:bookmarkStart w:id="18" w:name="fig-logo"/>
                 <w:p>
                   <w:pPr>
                     <w:pStyle w:val="Compact"/>
@@ -424,18 +424,18 @@
                       <wp:inline>
                         <wp:extent cx="2971800" cy="3429952"/>
                         <wp:effectExtent b="0" l="0" r="0" t="0"/>
-                        <wp:docPr descr="" title="" id="27" name="Picture"/>
+                        <wp:docPr descr="" title="" id="16" name="Picture"/>
                         <a:graphic>
                           <a:graphicData uri="http://schemas.openxmlformats.org/drawingml/2006/picture">
                             <pic:pic>
                               <pic:nvPicPr>
-                                <pic:cNvPr descr="https://allisonhorst.github.io/palmerpenguins/logo.png" id="28" name="Picture"/>
+                                <pic:cNvPr descr="https://allisonhorst.github.io/palmerpenguins/logo.png" id="17" name="Picture"/>
                                 <pic:cNvPicPr>
                                   <a:picLocks noChangeArrowheads="1" noChangeAspect="1"/>
                                 </pic:cNvPicPr>
                               </pic:nvPicPr>
                               <pic:blipFill>
-                                <a:blip r:embed="rId26"/>
+                                <a:blip r:embed="rId15"/>
                                 <a:stretch>
                                   <a:fillRect/>
                                 </a:stretch>
@@ -476,7 +476,7 @@
                     <w:t xml:space="preserve">(a) legend for sub figure 1</w:t>
                   </w:r>
                 </w:p>
-                <w:bookmarkEnd w:id="29"/>
+                <w:bookmarkEnd w:id="18"/>
               </w:tc>
             </w:tr>
           </w:tbl>
@@ -526,7 +526,7 @@
             <w:tr>
               <w:tc>
                 <w:tcPr/>
-                <w:bookmarkStart w:id="33" w:name="fig-culmen"/>
+                <w:bookmarkStart w:id="22" w:name="fig-culmen"/>
                 <w:p>
                   <w:pPr>
                     <w:pStyle w:val="Compact"/>
@@ -538,18 +538,18 @@
                       <wp:inline>
                         <wp:extent cx="2971800" cy="1912900"/>
                         <wp:effectExtent b="0" l="0" r="0" t="0"/>
-                        <wp:docPr descr="" title="" id="31" name="Picture"/>
+                        <wp:docPr descr="" title="" id="20" name="Picture"/>
                         <a:graphic>
                           <a:graphicData uri="http://schemas.openxmlformats.org/drawingml/2006/picture">
                             <pic:pic>
                               <pic:nvPicPr>
-                                <pic:cNvPr descr="https://allisonhorst.github.io/palmerpenguins/reference/figures/culmen_depth.png" id="32" name="Picture"/>
+                                <pic:cNvPr descr="https://allisonhorst.github.io/palmerpenguins/reference/figures/culmen_depth.png" id="21" name="Picture"/>
                                 <pic:cNvPicPr>
                                   <a:picLocks noChangeArrowheads="1" noChangeAspect="1"/>
                                 </pic:cNvPicPr>
                               </pic:nvPicPr>
                               <pic:blipFill>
-                                <a:blip r:embed="rId30"/>
+                                <a:blip r:embed="rId19"/>
                                 <a:stretch>
                                   <a:fillRect/>
                                 </a:stretch>
@@ -590,7 +590,7 @@
                     <w:t xml:space="preserve">(b) legend for sub figure 2</w:t>
                   </w:r>
                 </w:p>
-                <w:bookmarkEnd w:id="33"/>
+                <w:bookmarkEnd w:id="22"/>
               </w:tc>
             </w:tr>
           </w:tbl>
@@ -622,7 +622,7 @@
         <w:t xml:space="preserve">The space after this line is very important!!</w:t>
       </w:r>
     </w:p>
-    <w:bookmarkEnd w:id="34"/>
+    <w:bookmarkEnd w:id="23"/>
     <w:p>
       <w:pPr>
         <w:pStyle w:val="BodyText"/>
@@ -672,18 +672,18 @@
                 <wp:inline>
                   <wp:extent cx="152400" cy="152400"/>
                   <wp:effectExtent b="0" l="0" r="0" t="0"/>
-                  <wp:docPr descr="" title="" id="35" name="Picture"/>
+                  <wp:docPr descr="" title="" id="24" name="Picture"/>
                   <a:graphic>
                     <a:graphicData uri="http://schemas.openxmlformats.org/drawingml/2006/picture">
                       <pic:pic>
                         <pic:nvPicPr>
-                          <pic:cNvPr descr="/opt/quarto/share/formats/docx/note.png" id="36" name="Picture"/>
+                          <pic:cNvPr descr="/opt/quarto/share/formats/docx/note.png" id="25" name="Picture"/>
                           <pic:cNvPicPr>
                             <a:picLocks noChangeArrowheads="1" noChangeAspect="1"/>
                           </pic:cNvPicPr>
                         </pic:nvPicPr>
                         <pic:blipFill>
-                          <a:blip r:embed="rId20"/>
+                          <a:blip r:embed="rId9"/>
                           <a:stretch>
                             <a:fillRect/>
                           </a:stretch>
@@ -803,9 +803,9 @@
         <w:t xml:space="preserve">man figure/ supplementary figure the numbering will be updated automatically.</w:t>
       </w:r>
     </w:p>
-    <w:bookmarkEnd w:id="37"/>
-    <w:bookmarkEnd w:id="38"/>
-    <w:bookmarkStart w:id="39" w:name="sec-intro"/>
+    <w:bookmarkEnd w:id="26"/>
+    <w:bookmarkEnd w:id="27"/>
+    <w:bookmarkStart w:id="28" w:name="sec-intro"/>
     <w:p>
       <w:pPr>
         <w:pStyle w:val="Heading1"/>
@@ -814,8 +814,8 @@
         <w:t xml:space="preserve">Introduction</w:t>
       </w:r>
     </w:p>
-    <w:bookmarkEnd w:id="39"/>
-    <w:bookmarkStart w:id="40" w:name="results"/>
+    <w:bookmarkEnd w:id="28"/>
+    <w:bookmarkStart w:id="29" w:name="results"/>
     <w:p>
       <w:pPr>
         <w:pStyle w:val="Heading1"/>
@@ -824,8 +824,8 @@
         <w:t xml:space="preserve">Results</w:t>
       </w:r>
     </w:p>
-    <w:bookmarkEnd w:id="40"/>
-    <w:bookmarkStart w:id="41" w:name="discussion"/>
+    <w:bookmarkEnd w:id="29"/>
+    <w:bookmarkStart w:id="30" w:name="discussion"/>
     <w:p>
       <w:pPr>
         <w:pStyle w:val="Heading1"/>
@@ -834,8 +834,8 @@
         <w:t xml:space="preserve">Discussion</w:t>
       </w:r>
     </w:p>
-    <w:bookmarkEnd w:id="41"/>
-    <w:bookmarkStart w:id="42" w:name="methods"/>
+    <w:bookmarkEnd w:id="30"/>
+    <w:bookmarkStart w:id="31" w:name="methods"/>
     <w:p>
       <w:pPr>
         <w:pStyle w:val="Heading1"/>
@@ -844,8 +844,8 @@
         <w:t xml:space="preserve">Methods</w:t>
       </w:r>
     </w:p>
-    <w:bookmarkEnd w:id="42"/>
-    <w:bookmarkStart w:id="47" w:name="references"/>
+    <w:bookmarkEnd w:id="31"/>
+    <w:bookmarkStart w:id="36" w:name="references"/>
     <w:p>
       <w:pPr>
         <w:pStyle w:val="Heading1"/>
@@ -854,8 +854,8 @@
         <w:t xml:space="preserve">References</w:t>
       </w:r>
     </w:p>
-    <w:bookmarkStart w:id="46" w:name="refs"/>
-    <w:bookmarkStart w:id="43" w:name="ref-MacFarlane_2023"/>
+    <w:bookmarkStart w:id="35" w:name="refs"/>
+    <w:bookmarkStart w:id="32" w:name="ref-MacFarlane_2023"/>
     <w:p>
       <w:pPr>
         <w:pStyle w:val="Bibliography"/>
@@ -873,8 +873,8 @@
         <w:t xml:space="preserve">MacFarlane, J. Pandoc- a universal document converter. (2023).</w:t>
       </w:r>
     </w:p>
-    <w:bookmarkEnd w:id="43"/>
-    <w:bookmarkStart w:id="45" w:name="ref-Titus_Brown_2016"/>
+    <w:bookmarkEnd w:id="32"/>
+    <w:bookmarkStart w:id="34" w:name="ref-Titus_Brown_2016"/>
     <w:p>
       <w:pPr>
         <w:pStyle w:val="Bibliography"/>
@@ -894,7 +894,7 @@
       <w:r>
         <w:t xml:space="preserve"> </w:t>
       </w:r>
-      <w:hyperlink r:id="rId44">
+      <w:hyperlink r:id="rId33">
         <w:r>
           <w:rPr>
             <w:rStyle w:val="Hyperlink"/>
@@ -929,10 +929,10 @@
         <w:t xml:space="preserve">, 27 (2016).</w:t>
       </w:r>
     </w:p>
-    <w:bookmarkEnd w:id="45"/>
-    <w:bookmarkEnd w:id="46"/>
-    <w:bookmarkEnd w:id="47"/>
-    <w:bookmarkStart w:id="48" w:name="acknowledgements"/>
+    <w:bookmarkEnd w:id="34"/>
+    <w:bookmarkEnd w:id="35"/>
+    <w:bookmarkEnd w:id="36"/>
+    <w:bookmarkStart w:id="37" w:name="acknowledgements"/>
     <w:p>
       <w:pPr>
         <w:pStyle w:val="Heading1"/>
@@ -941,8 +941,8 @@
         <w:t xml:space="preserve">Acknowledgements</w:t>
       </w:r>
     </w:p>
-    <w:bookmarkEnd w:id="48"/>
-    <w:bookmarkStart w:id="49" w:name="author-contributions"/>
+    <w:bookmarkEnd w:id="37"/>
+    <w:bookmarkStart w:id="38" w:name="author-contributions"/>
     <w:p>
       <w:pPr>
         <w:pStyle w:val="Heading1"/>
@@ -951,7 +951,7 @@
         <w:t xml:space="preserve">Author contributions</w:t>
       </w:r>
     </w:p>
-    <w:bookmarkEnd w:id="49"/>
+    <w:bookmarkEnd w:id="38"/>
     <w:sectPr>
       <w:footnotePr>
         <w:numRestart w:val="eachSect"/>
@@ -1073,10 +1073,10 @@
   <w:docDefaults>
     <w:rPrDefault>
       <w:rPr>
-        <w:rFonts w:asciiTheme="minorHAnsi" w:cstheme="minorBidi" w:eastAsiaTheme="minorHAnsi" w:hAnsiTheme="minorHAnsi"/>
+        <w:rFonts w:asciiTheme="minorHAnsi" w:cstheme="minorBidi" w:eastAsiaTheme="minorEastAsia" w:hAnsiTheme="minorHAnsi"/>
         <w:sz w:val="24"/>
         <w:szCs w:val="24"/>
-        <w:lang w:bidi="ar-SA" w:eastAsia="en-US" w:val="en-US"/>
+        <w:lang w:bidi="ar-SA" w:eastAsia="zh-CN" w:val="en-US"/>
       </w:rPr>
     </w:rPrDefault>
     <w:pPrDefault>
@@ -1617,13 +1617,6 @@
       </w:tblCellMar>
     </w:tblPr>
     <w:tblStylePr w:type="firstRow">
-      <w:tblPr>
-        <w:jc w:val="left"/>
-        <w:tblInd w:type="dxa" w:w="0"/>
-      </w:tblPr>
-      <w:trPr>
-        <w:jc w:val="left"/>
-      </w:trPr>
       <w:tcPr>
         <w:tcBorders>
           <w:bottom w:val="single"/>
